--- a/14_ACP01/ACP01 - Module 4 - Cloud Technology & Services/ACP01 - Module 4.11.1 to .4 - Other AWS Services - Business App Integrations.docx
+++ b/14_ACP01/ACP01 - Module 4 - Cloud Technology & Services/ACP01 - Module 4.11.1 to .4 - Other AWS Services - Business App Integrations.docx
@@ -46,6 +46,9 @@
     </w:p>
     <w:p>
       <w:r>
+        <w:rPr>
+          <w:noProof/>
+        </w:rPr>
         <w:lastRenderedPageBreak/>
         <w:drawing>
           <wp:inline distT="0" distB="0" distL="0" distR="0" wp14:anchorId="1D6F060B" wp14:editId="4747A18C">
@@ -173,6 +176,9 @@
     <w:p/>
     <w:p>
       <w:r>
+        <w:rPr>
+          <w:noProof/>
+        </w:rPr>
         <w:lastRenderedPageBreak/>
         <w:drawing>
           <wp:inline distT="0" distB="0" distL="0" distR="0" wp14:anchorId="104B40DF" wp14:editId="320467B4">
@@ -212,6 +218,261 @@
       </w:r>
     </w:p>
     <w:p/>
+    <w:p>
+      <w:r>
+        <w:drawing>
+          <wp:inline distT="0" distB="0" distL="0" distR="0" wp14:anchorId="78575CBF" wp14:editId="63F90E33">
+            <wp:extent cx="8863330" cy="1879600"/>
+            <wp:effectExtent l="0" t="0" r="0" b="6350"/>
+            <wp:docPr id="309800860" name="Picture 1"/>
+            <wp:cNvGraphicFramePr>
+              <a:graphicFrameLocks xmlns:a="http://schemas.openxmlformats.org/drawingml/2006/main" noChangeAspect="1"/>
+            </wp:cNvGraphicFramePr>
+            <a:graphic xmlns:a="http://schemas.openxmlformats.org/drawingml/2006/main">
+              <a:graphicData uri="http://schemas.openxmlformats.org/drawingml/2006/picture">
+                <pic:pic xmlns:pic="http://schemas.openxmlformats.org/drawingml/2006/picture">
+                  <pic:nvPicPr>
+                    <pic:cNvPr id="309800860" name=""/>
+                    <pic:cNvPicPr/>
+                  </pic:nvPicPr>
+                  <pic:blipFill>
+                    <a:blip r:embed="rId10"/>
+                    <a:stretch>
+                      <a:fillRect/>
+                    </a:stretch>
+                  </pic:blipFill>
+                  <pic:spPr>
+                    <a:xfrm>
+                      <a:off x="0" y="0"/>
+                      <a:ext cx="8863330" cy="1879600"/>
+                    </a:xfrm>
+                    <a:prstGeom prst="rect">
+                      <a:avLst/>
+                    </a:prstGeom>
+                  </pic:spPr>
+                </pic:pic>
+              </a:graphicData>
+            </a:graphic>
+          </wp:inline>
+        </w:drawing>
+      </w:r>
+    </w:p>
+    <w:p/>
+    <w:p/>
+    <w:p/>
+    <w:p/>
+    <w:p/>
+    <w:p/>
+    <w:p/>
+    <w:p/>
+    <w:p/>
+    <w:p/>
+    <w:p>
+      <w:r>
+        <w:lastRenderedPageBreak/>
+        <w:drawing>
+          <wp:inline distT="0" distB="0" distL="0" distR="0" wp14:anchorId="22A5E5F0" wp14:editId="5172FD61">
+            <wp:extent cx="6754168" cy="866896"/>
+            <wp:effectExtent l="0" t="0" r="8890" b="9525"/>
+            <wp:docPr id="1716475188" name="Picture 1"/>
+            <wp:cNvGraphicFramePr>
+              <a:graphicFrameLocks xmlns:a="http://schemas.openxmlformats.org/drawingml/2006/main" noChangeAspect="1"/>
+            </wp:cNvGraphicFramePr>
+            <a:graphic xmlns:a="http://schemas.openxmlformats.org/drawingml/2006/main">
+              <a:graphicData uri="http://schemas.openxmlformats.org/drawingml/2006/picture">
+                <pic:pic xmlns:pic="http://schemas.openxmlformats.org/drawingml/2006/picture">
+                  <pic:nvPicPr>
+                    <pic:cNvPr id="1716475188" name=""/>
+                    <pic:cNvPicPr/>
+                  </pic:nvPicPr>
+                  <pic:blipFill>
+                    <a:blip r:embed="rId11"/>
+                    <a:stretch>
+                      <a:fillRect/>
+                    </a:stretch>
+                  </pic:blipFill>
+                  <pic:spPr>
+                    <a:xfrm>
+                      <a:off x="0" y="0"/>
+                      <a:ext cx="6754168" cy="866896"/>
+                    </a:xfrm>
+                    <a:prstGeom prst="rect">
+                      <a:avLst/>
+                    </a:prstGeom>
+                  </pic:spPr>
+                </pic:pic>
+              </a:graphicData>
+            </a:graphic>
+          </wp:inline>
+        </w:drawing>
+      </w:r>
+    </w:p>
+    <w:p/>
+    <w:p>
+      <w:r>
+        <w:drawing>
+          <wp:inline distT="0" distB="0" distL="0" distR="0" wp14:anchorId="4A3E6D96" wp14:editId="0BD5A0D5">
+            <wp:extent cx="8863330" cy="3308985"/>
+            <wp:effectExtent l="0" t="0" r="0" b="5715"/>
+            <wp:docPr id="1508708050" name="Picture 1"/>
+            <wp:cNvGraphicFramePr>
+              <a:graphicFrameLocks xmlns:a="http://schemas.openxmlformats.org/drawingml/2006/main" noChangeAspect="1"/>
+            </wp:cNvGraphicFramePr>
+            <a:graphic xmlns:a="http://schemas.openxmlformats.org/drawingml/2006/main">
+              <a:graphicData uri="http://schemas.openxmlformats.org/drawingml/2006/picture">
+                <pic:pic xmlns:pic="http://schemas.openxmlformats.org/drawingml/2006/picture">
+                  <pic:nvPicPr>
+                    <pic:cNvPr id="1508708050" name=""/>
+                    <pic:cNvPicPr/>
+                  </pic:nvPicPr>
+                  <pic:blipFill>
+                    <a:blip r:embed="rId12"/>
+                    <a:stretch>
+                      <a:fillRect/>
+                    </a:stretch>
+                  </pic:blipFill>
+                  <pic:spPr>
+                    <a:xfrm>
+                      <a:off x="0" y="0"/>
+                      <a:ext cx="8863330" cy="3308985"/>
+                    </a:xfrm>
+                    <a:prstGeom prst="rect">
+                      <a:avLst/>
+                    </a:prstGeom>
+                  </pic:spPr>
+                </pic:pic>
+              </a:graphicData>
+            </a:graphic>
+          </wp:inline>
+        </w:drawing>
+      </w:r>
+    </w:p>
+    <w:p/>
+    <w:p/>
+    <w:p/>
+    <w:p/>
+    <w:p/>
+    <w:p/>
+    <w:p>
+      <w:r>
+        <w:lastRenderedPageBreak/>
+        <w:drawing>
+          <wp:inline distT="0" distB="0" distL="0" distR="0" wp14:anchorId="160D0DD2" wp14:editId="0DD7ED89">
+            <wp:extent cx="6477904" cy="962159"/>
+            <wp:effectExtent l="0" t="0" r="0" b="9525"/>
+            <wp:docPr id="643391386" name="Picture 1"/>
+            <wp:cNvGraphicFramePr>
+              <a:graphicFrameLocks xmlns:a="http://schemas.openxmlformats.org/drawingml/2006/main" noChangeAspect="1"/>
+            </wp:cNvGraphicFramePr>
+            <a:graphic xmlns:a="http://schemas.openxmlformats.org/drawingml/2006/main">
+              <a:graphicData uri="http://schemas.openxmlformats.org/drawingml/2006/picture">
+                <pic:pic xmlns:pic="http://schemas.openxmlformats.org/drawingml/2006/picture">
+                  <pic:nvPicPr>
+                    <pic:cNvPr id="643391386" name=""/>
+                    <pic:cNvPicPr/>
+                  </pic:nvPicPr>
+                  <pic:blipFill>
+                    <a:blip r:embed="rId13"/>
+                    <a:stretch>
+                      <a:fillRect/>
+                    </a:stretch>
+                  </pic:blipFill>
+                  <pic:spPr>
+                    <a:xfrm>
+                      <a:off x="0" y="0"/>
+                      <a:ext cx="6477904" cy="962159"/>
+                    </a:xfrm>
+                    <a:prstGeom prst="rect">
+                      <a:avLst/>
+                    </a:prstGeom>
+                  </pic:spPr>
+                </pic:pic>
+              </a:graphicData>
+            </a:graphic>
+          </wp:inline>
+        </w:drawing>
+      </w:r>
+    </w:p>
+    <w:p/>
+    <w:p>
+      <w:r>
+        <w:drawing>
+          <wp:inline distT="0" distB="0" distL="0" distR="0" wp14:anchorId="0A3E60EE" wp14:editId="235ECD1D">
+            <wp:extent cx="8863330" cy="3113405"/>
+            <wp:effectExtent l="0" t="0" r="0" b="0"/>
+            <wp:docPr id="1509881291" name="Picture 1"/>
+            <wp:cNvGraphicFramePr>
+              <a:graphicFrameLocks xmlns:a="http://schemas.openxmlformats.org/drawingml/2006/main" noChangeAspect="1"/>
+            </wp:cNvGraphicFramePr>
+            <a:graphic xmlns:a="http://schemas.openxmlformats.org/drawingml/2006/main">
+              <a:graphicData uri="http://schemas.openxmlformats.org/drawingml/2006/picture">
+                <pic:pic xmlns:pic="http://schemas.openxmlformats.org/drawingml/2006/picture">
+                  <pic:nvPicPr>
+                    <pic:cNvPr id="1509881291" name=""/>
+                    <pic:cNvPicPr/>
+                  </pic:nvPicPr>
+                  <pic:blipFill>
+                    <a:blip r:embed="rId14"/>
+                    <a:stretch>
+                      <a:fillRect/>
+                    </a:stretch>
+                  </pic:blipFill>
+                  <pic:spPr>
+                    <a:xfrm>
+                      <a:off x="0" y="0"/>
+                      <a:ext cx="8863330" cy="3113405"/>
+                    </a:xfrm>
+                    <a:prstGeom prst="rect">
+                      <a:avLst/>
+                    </a:prstGeom>
+                  </pic:spPr>
+                </pic:pic>
+              </a:graphicData>
+            </a:graphic>
+          </wp:inline>
+        </w:drawing>
+      </w:r>
+    </w:p>
+    <w:p>
+      <w:r>
+        <w:lastRenderedPageBreak/>
+        <w:drawing>
+          <wp:inline distT="0" distB="0" distL="0" distR="0" wp14:anchorId="0C809C09" wp14:editId="7136DCF0">
+            <wp:extent cx="8325016" cy="4010520"/>
+            <wp:effectExtent l="0" t="0" r="0" b="9525"/>
+            <wp:docPr id="403283144" name="Picture 1"/>
+            <wp:cNvGraphicFramePr>
+              <a:graphicFrameLocks xmlns:a="http://schemas.openxmlformats.org/drawingml/2006/main" noChangeAspect="1"/>
+            </wp:cNvGraphicFramePr>
+            <a:graphic xmlns:a="http://schemas.openxmlformats.org/drawingml/2006/main">
+              <a:graphicData uri="http://schemas.openxmlformats.org/drawingml/2006/picture">
+                <pic:pic xmlns:pic="http://schemas.openxmlformats.org/drawingml/2006/picture">
+                  <pic:nvPicPr>
+                    <pic:cNvPr id="403283144" name=""/>
+                    <pic:cNvPicPr/>
+                  </pic:nvPicPr>
+                  <pic:blipFill>
+                    <a:blip r:embed="rId15"/>
+                    <a:stretch>
+                      <a:fillRect/>
+                    </a:stretch>
+                  </pic:blipFill>
+                  <pic:spPr>
+                    <a:xfrm>
+                      <a:off x="0" y="0"/>
+                      <a:ext cx="8344383" cy="4019850"/>
+                    </a:xfrm>
+                    <a:prstGeom prst="rect">
+                      <a:avLst/>
+                    </a:prstGeom>
+                  </pic:spPr>
+                </pic:pic>
+              </a:graphicData>
+            </a:graphic>
+          </wp:inline>
+        </w:drawing>
+      </w:r>
+    </w:p>
     <w:sectPr>
       <w:pgSz w:w="16838" w:h="11906" w:orient="landscape"/>
       <w:pgMar w:top="851" w:right="1440" w:bottom="568" w:left="1440" w:header="708" w:footer="708" w:gutter="0"/>
